--- a/KHBD_Tin_học/Lớp_2/Tuần_09/KHBD_Tin_hoc_Lớp_2_Tiet08_Mo_lai_va_sap_xep_san_pham.docx
+++ b/KHBD_Tin_học/Lớp_2/Tuần_09/KHBD_Tin_hoc_Lớp_2_Tiet08_Mo_lai_va_sap_xep_san_pham.docx
@@ -360,12 +360,12 @@
       </w:pPr>
       <w:r>
         <w:rPr>
-          <w:rFonts w:ascii="Times New Roman" w:hAnsi="Times New Roman" w:eastAsia="Times New Roman"/>
+          <w:rFonts w:ascii="Times New Roman" w:hAnsi="Times New Roman" w:eastAsia="Times New Roman" w:cs="Times New Roman"/>
           <w:b w:val="0"/>
           <w:i w:val="0"/>
           <w:sz w:val="26"/>
         </w:rPr>
-        <w:t>- Miền I. Khai thác dữ liệu và thông tin (thành tố 1.1. Duyệt, tìm kiếm và lọc dữ liệu, thông tin và nội dung số – Bậc 1): Khai thác thông tin số, dữ liệu đa phương tiện an toàn phục vụ bài học. (Đạt được thông qua Hoạt động 2)</w:t>
+        <w:t>- Miền I. Khai thác dữ liệu và thông tin (thành tố 1.3. Quản lý dữ liệu, thông tin và nội dung số – Bậc 1): Xác định được cách tổ chức, lưu trữ và truy xuất dữ liệu, thông tin và nội dung một cách đơn giản trong môi trường số; Nhận biết được nơi để sắp xếp dữ liệu, thông tin và nội dung một cách đơn giản trong môi trường có cấu trúc. (Đạt được thông qua Hoạt động 2, Hoạt động 3).</w:t>
       </w:r>
     </w:p>
     <w:p>
@@ -376,12 +376,12 @@
       </w:pPr>
       <w:r>
         <w:rPr>
-          <w:rFonts w:ascii="Times New Roman" w:hAnsi="Times New Roman" w:eastAsia="Times New Roman"/>
+          <w:rFonts w:ascii="Times New Roman" w:hAnsi="Times New Roman" w:eastAsia="Times New Roman" w:cs="Times New Roman"/>
           <w:b w:val="0"/>
           <w:i w:val="0"/>
           <w:sz w:val="26"/>
         </w:rPr>
-        <w:t>- Miền IV. An toàn (thành tố 4.1. Bảo vệ thiết bị – Bậc 1): Tuân thủ quy tắc an toàn về điện, bảo vệ mắt và giữ vệ sinh thiết bị phòng máy. (Đạt được thông qua Hoạt động 3, Hoạt động 4)</w:t>
+        <w:t>- Miền III. Sáng tạo nội dung số (thành tố 3.1. Phát triển nội dung số – Bậc 1): Xác định được các cách tạo và chỉnh sửa nội dung đơn giản ở các định dạng đơn giản,; Chọn được cách thể hiện bản thân thông qua việc tạo ra các nội dung số đơn giản. (Đạt được thông qua Hoạt động 3, Hoạt động 4).</w:t>
       </w:r>
     </w:p>
     <w:p>

--- a/KHBD_Tin_học/Lớp_2/Tuần_09/KHBD_Tin_hoc_Lớp_2_Tiet08_Mo_lai_va_sap_xep_san_pham.docx
+++ b/KHBD_Tin_học/Lớp_2/Tuần_09/KHBD_Tin_hoc_Lớp_2_Tiet08_Mo_lai_va_sap_xep_san_pham.docx
@@ -355,7 +355,7 @@
           <w:i w:val="0"/>
           <w:sz w:val="26"/>
         </w:rPr>
-        <w:t>- NLa (Sử dụng và quản lí các phương tiện ICT): Nhận diện và thao tác đúng các công cụ, phần mềm trong bài Mở lại và sắp xếp sản phẩm. (Đạt được thông qua Hoạt động 2)</w:t>
+        <w:t>- NLc (Giải quyết vấn đề với sự hỗ trợ của ICT): Phân tích vấn đề, xác định quy trình xử lý dữ liệu và giải quyết bài toán trong bài Mở lại và sắp xếp sản phẩm. (Đạt được thông qua Hoạt động 2, Hoạt động 3)</w:t>
       </w:r>
     </w:p>
     <w:p>
@@ -371,7 +371,7 @@
           <w:i w:val="0"/>
           <w:sz w:val="26"/>
         </w:rPr>
-        <w:t>- NLd (Ứng dụng ICT trong học và tự học): Sử dụng phần mềm tạo sản phẩm số phục vụ học tập. (Đạt được thông qua Hoạt động 3)</w:t>
+        <w:t>- NLa (Sử dụng và quản lí các phương tiện ICT): Khai thác môi trường số và công cụ tìm kiếm dữ liệu phục vụ học tập. (Đạt được thông qua Hoạt động 2)</w:t>
       </w:r>
     </w:p>
     <w:p>
